--- a/SRS College.docx
+++ b/SRS College.docx
@@ -213,252 +213,799 @@
         <w:pStyle w:val="Normal"/>
         <w:bidi w:val="0"/>
         <w:jc w:val="left"/>
+        <w:rPr/>
+      </w:pPr>
+      <w:r>
         <w:rPr>
           <w:sz w:val="48"/>
           <w:szCs w:val="48"/>
         </w:rPr>
-      </w:pPr>
-      <w:r>
-        <w:rPr>
+        <w:t>1.Introduction</w:t>
+      </w:r>
+    </w:p>
+    <w:p>
+      <w:pPr>
+        <w:pStyle w:val="Normal"/>
+        <w:bidi w:val="0"/>
+        <w:jc w:val="left"/>
+        <w:rPr>
+          <w:sz w:val="56"/>
+          <w:szCs w:val="56"/>
+        </w:rPr>
+      </w:pPr>
+      <w:r>
+        <w:rPr>
+          <w:sz w:val="56"/>
+          <w:szCs w:val="56"/>
+        </w:rPr>
+      </w:r>
+    </w:p>
+    <w:p>
+      <w:pPr>
+        <w:pStyle w:val="Normal"/>
+        <w:bidi w:val="0"/>
+        <w:jc w:val="left"/>
+        <w:rPr>
+          <w:sz w:val="36"/>
+          <w:szCs w:val="36"/>
+        </w:rPr>
+      </w:pPr>
+      <w:r>
+        <w:rPr>
+          <w:sz w:val="36"/>
+          <w:szCs w:val="36"/>
+        </w:rPr>
+        <w:t>1.1 Purpose</w:t>
+      </w:r>
+    </w:p>
+    <w:p>
+      <w:pPr>
+        <w:pStyle w:val="Normal"/>
+        <w:bidi w:val="0"/>
+        <w:jc w:val="left"/>
+        <w:rPr>
+          <w:sz w:val="40"/>
+          <w:szCs w:val="40"/>
+        </w:rPr>
+      </w:pPr>
+      <w:r>
+        <w:rPr>
+          <w:sz w:val="40"/>
+          <w:szCs w:val="40"/>
+        </w:rPr>
+        <w:t xml:space="preserve"> </w:t>
+      </w:r>
+      <w:r>
+        <w:rPr>
+          <w:sz w:val="28"/>
+          <w:szCs w:val="28"/>
+        </w:rPr>
+        <w:tab/>
+        <w:tab/>
+        <w:t xml:space="preserve">  The purpose of this document is to describe the F</w:t>
+      </w:r>
+      <w:r>
+        <w:rPr>
+          <w:rFonts w:eastAsia="NSimSun" w:cs="Lucida Sans"/>
+          <w:color w:val="auto"/>
+          <w:kern w:val="2"/>
+          <w:sz w:val="28"/>
+          <w:szCs w:val="28"/>
+          <w:lang w:val="en-IN" w:eastAsia="zh-CN" w:bidi="hi-IN"/>
+        </w:rPr>
+        <w:t xml:space="preserve">unctional  and </w:t>
+      </w:r>
+      <w:r>
+        <w:rPr>
+          <w:sz w:val="28"/>
+          <w:szCs w:val="28"/>
+        </w:rPr>
+        <w:t>Non Functional requirements for “College Event Management System” to the developers.</w:t>
+      </w:r>
+    </w:p>
+    <w:p>
+      <w:pPr>
+        <w:pStyle w:val="Normal"/>
+        <w:bidi w:val="0"/>
+        <w:jc w:val="left"/>
+        <w:rPr>
+          <w:sz w:val="40"/>
+          <w:szCs w:val="40"/>
+        </w:rPr>
+      </w:pPr>
+      <w:r>
+        <w:rPr>
+          <w:sz w:val="28"/>
+          <w:szCs w:val="28"/>
+        </w:rPr>
+        <w:t>This document serves as a guide to developers, testers and stake holders.</w:t>
+      </w:r>
+    </w:p>
+    <w:p>
+      <w:pPr>
+        <w:pStyle w:val="Normal"/>
+        <w:bidi w:val="0"/>
+        <w:jc w:val="left"/>
+        <w:rPr>
+          <w:sz w:val="28"/>
+          <w:szCs w:val="28"/>
+        </w:rPr>
+      </w:pPr>
+      <w:r>
+        <w:rPr>
+          <w:sz w:val="28"/>
+          <w:szCs w:val="28"/>
+        </w:rPr>
+      </w:r>
+    </w:p>
+    <w:p>
+      <w:pPr>
+        <w:pStyle w:val="Normal"/>
+        <w:bidi w:val="0"/>
+        <w:jc w:val="left"/>
+        <w:rPr>
+          <w:sz w:val="36"/>
+          <w:szCs w:val="36"/>
+        </w:rPr>
+      </w:pPr>
+      <w:r>
+        <w:rPr>
+          <w:sz w:val="36"/>
+          <w:szCs w:val="36"/>
+        </w:rPr>
+        <w:t>1.2 Scope</w:t>
+      </w:r>
+    </w:p>
+    <w:p>
+      <w:pPr>
+        <w:pStyle w:val="Normal"/>
+        <w:bidi w:val="0"/>
+        <w:jc w:val="left"/>
+        <w:rPr>
+          <w:sz w:val="36"/>
+          <w:szCs w:val="36"/>
+        </w:rPr>
+      </w:pPr>
+      <w:r>
+        <w:rPr>
+          <w:sz w:val="36"/>
+          <w:szCs w:val="36"/>
+        </w:rPr>
+        <w:tab/>
+        <w:tab/>
+        <w:t xml:space="preserve"> </w:t>
+      </w:r>
+      <w:r>
+        <w:rPr>
+          <w:sz w:val="30"/>
+          <w:szCs w:val="30"/>
+        </w:rPr>
+        <w:t>The College Event Management is a web-based application  that enables students to view, register and participate in College events .It allows organizers to host an event, view participants .The system aims to simplify event organization ,improve communica</w:t>
+      </w:r>
+      <w:r>
+        <w:rPr>
+          <w:rFonts w:eastAsia="NSimSun" w:cs="Lucida Sans"/>
+          <w:color w:val="auto"/>
+          <w:kern w:val="2"/>
+          <w:sz w:val="30"/>
+          <w:szCs w:val="30"/>
+          <w:lang w:val="en-IN" w:eastAsia="zh-CN" w:bidi="hi-IN"/>
+        </w:rPr>
+        <w:t xml:space="preserve">tion </w:t>
+      </w:r>
+      <w:r>
+        <w:rPr>
+          <w:sz w:val="30"/>
+          <w:szCs w:val="30"/>
+        </w:rPr>
+        <w:t>and maintain event records.</w:t>
+      </w:r>
+    </w:p>
+    <w:p>
+      <w:pPr>
+        <w:pStyle w:val="Normal"/>
+        <w:bidi w:val="0"/>
+        <w:jc w:val="left"/>
+        <w:rPr>
+          <w:sz w:val="30"/>
+          <w:szCs w:val="30"/>
+        </w:rPr>
+      </w:pPr>
+      <w:r>
+        <w:rPr>
+          <w:sz w:val="30"/>
+          <w:szCs w:val="30"/>
+        </w:rPr>
+      </w:r>
+    </w:p>
+    <w:p>
+      <w:pPr>
+        <w:pStyle w:val="Normal"/>
+        <w:bidi w:val="0"/>
+        <w:jc w:val="left"/>
+        <w:rPr>
+          <w:sz w:val="36"/>
+          <w:szCs w:val="36"/>
+        </w:rPr>
+      </w:pPr>
+      <w:r>
+        <w:rPr>
+          <w:sz w:val="36"/>
+          <w:szCs w:val="36"/>
+        </w:rPr>
+        <w:t>1.3 Definitions, Acronyms and Ab</w:t>
+      </w:r>
+      <w:r>
+        <w:rPr>
+          <w:sz w:val="36"/>
+          <w:szCs w:val="36"/>
+        </w:rPr>
+        <w:t>b</w:t>
+      </w:r>
+      <w:r>
+        <w:rPr>
+          <w:sz w:val="36"/>
+          <w:szCs w:val="36"/>
+        </w:rPr>
+        <w:t>rev</w:t>
+      </w:r>
+      <w:r>
+        <w:rPr>
+          <w:sz w:val="36"/>
+          <w:szCs w:val="36"/>
+        </w:rPr>
+        <w:t>iations.</w:t>
+      </w:r>
+    </w:p>
+    <w:p>
+      <w:pPr>
+        <w:pStyle w:val="Normal"/>
+        <w:bidi w:val="0"/>
+        <w:jc w:val="left"/>
+        <w:rPr>
+          <w:sz w:val="36"/>
+          <w:szCs w:val="36"/>
+        </w:rPr>
+      </w:pPr>
+      <w:r>
+        <w:rPr>
+          <w:sz w:val="36"/>
+          <w:szCs w:val="36"/>
+        </w:rPr>
+      </w:r>
+    </w:p>
+    <w:p>
+      <w:pPr>
+        <w:pStyle w:val="Normal"/>
+        <w:bidi w:val="0"/>
+        <w:jc w:val="left"/>
+        <w:rPr>
+          <w:rFonts w:ascii="Liberation Serif" w:hAnsi="Liberation Serif" w:eastAsia="NSimSun" w:cs="Lucida Sans"/>
+          <w:color w:val="auto"/>
+          <w:kern w:val="2"/>
+          <w:sz w:val="30"/>
+          <w:szCs w:val="30"/>
+          <w:lang w:val="en-IN" w:eastAsia="zh-CN" w:bidi="hi-IN"/>
+        </w:rPr>
+      </w:pPr>
+      <w:r>
+        <w:rPr>
+          <w:rFonts w:eastAsia="NSimSun" w:cs="Lucida Sans"/>
+          <w:color w:val="auto"/>
+          <w:kern w:val="2"/>
+          <w:sz w:val="30"/>
+          <w:szCs w:val="30"/>
+          <w:lang w:val="en-IN" w:eastAsia="zh-CN" w:bidi="hi-IN"/>
+        </w:rPr>
+        <w:t>CMS – College Management System.</w:t>
+      </w:r>
+    </w:p>
+    <w:p>
+      <w:pPr>
+        <w:pStyle w:val="Normal"/>
+        <w:bidi w:val="0"/>
+        <w:jc w:val="left"/>
+        <w:rPr>
+          <w:rFonts w:ascii="Liberation Serif" w:hAnsi="Liberation Serif" w:eastAsia="NSimSun" w:cs="Lucida Sans"/>
+          <w:color w:val="auto"/>
+          <w:kern w:val="2"/>
+          <w:sz w:val="30"/>
+          <w:szCs w:val="30"/>
+          <w:lang w:val="en-IN" w:eastAsia="zh-CN" w:bidi="hi-IN"/>
+        </w:rPr>
+      </w:pPr>
+      <w:r>
+        <w:rPr>
+          <w:rFonts w:eastAsia="NSimSun" w:cs="Lucida Sans"/>
+          <w:color w:val="auto"/>
+          <w:kern w:val="2"/>
+          <w:sz w:val="30"/>
+          <w:szCs w:val="30"/>
+          <w:lang w:val="en-IN" w:eastAsia="zh-CN" w:bidi="hi-IN"/>
+        </w:rPr>
+        <w:t>SRS – Software requireme</w:t>
+      </w:r>
+      <w:r>
+        <w:rPr>
+          <w:rFonts w:eastAsia="NSimSun" w:cs="Lucida Sans"/>
+          <w:color w:val="auto"/>
+          <w:kern w:val="2"/>
+          <w:sz w:val="30"/>
+          <w:szCs w:val="30"/>
+          <w:lang w:val="en-IN" w:eastAsia="zh-CN" w:bidi="hi-IN"/>
+        </w:rPr>
+        <w:t>n</w:t>
+      </w:r>
+      <w:r>
+        <w:rPr>
+          <w:rFonts w:eastAsia="NSimSun" w:cs="Lucida Sans"/>
+          <w:color w:val="auto"/>
+          <w:kern w:val="2"/>
+          <w:sz w:val="30"/>
+          <w:szCs w:val="30"/>
+          <w:lang w:val="en-IN" w:eastAsia="zh-CN" w:bidi="hi-IN"/>
+        </w:rPr>
+        <w:t>ts Specification.</w:t>
+      </w:r>
+    </w:p>
+    <w:p>
+      <w:pPr>
+        <w:pStyle w:val="Normal"/>
+        <w:bidi w:val="0"/>
+        <w:jc w:val="left"/>
+        <w:rPr>
+          <w:rFonts w:ascii="Liberation Serif" w:hAnsi="Liberation Serif" w:eastAsia="NSimSun" w:cs="Lucida Sans"/>
+          <w:color w:val="auto"/>
+          <w:kern w:val="2"/>
+          <w:sz w:val="30"/>
+          <w:szCs w:val="30"/>
+          <w:lang w:val="en-IN" w:eastAsia="zh-CN" w:bidi="hi-IN"/>
+        </w:rPr>
+      </w:pPr>
+      <w:r>
+        <w:rPr>
+          <w:rFonts w:eastAsia="NSimSun" w:cs="Lucida Sans"/>
+          <w:color w:val="auto"/>
+          <w:kern w:val="2"/>
+          <w:sz w:val="30"/>
+          <w:szCs w:val="30"/>
+          <w:lang w:val="en-IN" w:eastAsia="zh-CN" w:bidi="hi-IN"/>
+        </w:rPr>
+      </w:r>
+    </w:p>
+    <w:p>
+      <w:pPr>
+        <w:pStyle w:val="Normal"/>
+        <w:bidi w:val="0"/>
+        <w:jc w:val="left"/>
+        <w:rPr>
+          <w:rFonts w:ascii="Liberation Serif" w:hAnsi="Liberation Serif" w:eastAsia="NSimSun" w:cs="Lucida Sans"/>
+          <w:color w:val="auto"/>
+          <w:kern w:val="2"/>
+          <w:sz w:val="30"/>
+          <w:szCs w:val="30"/>
+          <w:lang w:val="en-IN" w:eastAsia="zh-CN" w:bidi="hi-IN"/>
+        </w:rPr>
+      </w:pPr>
+      <w:r>
+        <w:rPr>
+          <w:rFonts w:eastAsia="NSimSun" w:cs="Lucida Sans"/>
+          <w:color w:val="auto"/>
+          <w:kern w:val="2"/>
+          <w:sz w:val="30"/>
+          <w:szCs w:val="30"/>
+          <w:lang w:val="en-IN" w:eastAsia="zh-CN" w:bidi="hi-IN"/>
+        </w:rPr>
+      </w:r>
+    </w:p>
+    <w:p>
+      <w:pPr>
+        <w:pStyle w:val="Normal"/>
+        <w:bidi w:val="0"/>
+        <w:jc w:val="left"/>
+        <w:rPr>
+          <w:sz w:val="36"/>
+          <w:szCs w:val="36"/>
+        </w:rPr>
+      </w:pPr>
+      <w:r>
+        <w:rPr>
+          <w:sz w:val="36"/>
+          <w:szCs w:val="36"/>
+        </w:rPr>
+        <w:t>1.4 References</w:t>
+      </w:r>
+    </w:p>
+    <w:p>
+      <w:pPr>
+        <w:pStyle w:val="Normal"/>
+        <w:bidi w:val="0"/>
+        <w:jc w:val="left"/>
+        <w:rPr>
+          <w:sz w:val="36"/>
+          <w:szCs w:val="36"/>
+        </w:rPr>
+      </w:pPr>
+      <w:r>
+        <w:rPr>
+          <w:sz w:val="36"/>
+          <w:szCs w:val="36"/>
+        </w:rPr>
+      </w:r>
+    </w:p>
+    <w:p>
+      <w:pPr>
+        <w:pStyle w:val="Normal"/>
+        <w:bidi w:val="0"/>
+        <w:jc w:val="left"/>
+        <w:rPr>
+          <w:rFonts w:ascii="Liberation Serif" w:hAnsi="Liberation Serif" w:eastAsia="NSimSun" w:cs="Lucida Sans"/>
+          <w:color w:val="auto"/>
+          <w:kern w:val="2"/>
+          <w:sz w:val="30"/>
+          <w:szCs w:val="30"/>
+          <w:lang w:val="en-IN" w:eastAsia="zh-CN" w:bidi="hi-IN"/>
+        </w:rPr>
+      </w:pPr>
+      <w:r>
+        <w:rPr>
+          <w:rFonts w:eastAsia="NSimSun" w:cs="Lucida Sans"/>
+          <w:color w:val="auto"/>
+          <w:kern w:val="2"/>
+          <w:sz w:val="30"/>
+          <w:szCs w:val="30"/>
+          <w:lang w:val="en-IN" w:eastAsia="zh-CN" w:bidi="hi-IN"/>
+        </w:rPr>
+        <w:t xml:space="preserve">IEEE </w:t>
+      </w:r>
+      <w:r>
+        <w:rPr>
+          <w:rFonts w:eastAsia="NSimSun" w:cs="Lucida Sans"/>
+          <w:color w:val="auto"/>
+          <w:kern w:val="2"/>
+          <w:sz w:val="30"/>
+          <w:szCs w:val="30"/>
+          <w:lang w:val="en-IN" w:eastAsia="zh-CN" w:bidi="hi-IN"/>
+        </w:rPr>
+        <w:t>830-1990 Software Requirements Standard.</w:t>
+      </w:r>
+    </w:p>
+    <w:p>
+      <w:pPr>
+        <w:pStyle w:val="Normal"/>
+        <w:bidi w:val="0"/>
+        <w:jc w:val="left"/>
+        <w:rPr>
+          <w:rFonts w:ascii="Liberation Serif" w:hAnsi="Liberation Serif" w:eastAsia="NSimSun" w:cs="Lucida Sans"/>
+          <w:color w:val="auto"/>
+          <w:kern w:val="2"/>
+          <w:sz w:val="30"/>
+          <w:szCs w:val="30"/>
+          <w:lang w:val="en-IN" w:eastAsia="zh-CN" w:bidi="hi-IN"/>
+        </w:rPr>
+      </w:pPr>
+      <w:r>
+        <w:rPr/>
+      </w:r>
+    </w:p>
+    <w:p>
+      <w:pPr>
+        <w:pStyle w:val="Normal"/>
+        <w:bidi w:val="0"/>
+        <w:jc w:val="left"/>
+        <w:rPr>
+          <w:rFonts w:ascii="Liberation Serif" w:hAnsi="Liberation Serif" w:eastAsia="NSimSun" w:cs="Lucida Sans"/>
+          <w:color w:val="auto"/>
+          <w:kern w:val="2"/>
+          <w:sz w:val="30"/>
+          <w:szCs w:val="30"/>
+          <w:lang w:val="en-IN" w:eastAsia="zh-CN" w:bidi="hi-IN"/>
+        </w:rPr>
+      </w:pPr>
+      <w:r>
+        <w:rPr>
+          <w:rFonts w:eastAsia="NSimSun" w:cs="Lucida Sans"/>
+          <w:color w:val="auto"/>
+          <w:kern w:val="2"/>
           <w:sz w:val="48"/>
           <w:szCs w:val="48"/>
-        </w:rPr>
-        <w:t>1.Introduction</w:t>
-      </w:r>
-    </w:p>
-    <w:p>
-      <w:pPr>
-        <w:pStyle w:val="Normal"/>
-        <w:bidi w:val="0"/>
-        <w:jc w:val="left"/>
-        <w:rPr>
-          <w:sz w:val="56"/>
-          <w:szCs w:val="56"/>
-        </w:rPr>
-      </w:pPr>
-      <w:r>
-        <w:rPr>
-          <w:sz w:val="56"/>
-          <w:szCs w:val="56"/>
-        </w:rPr>
-      </w:r>
-    </w:p>
-    <w:p>
-      <w:pPr>
-        <w:pStyle w:val="Normal"/>
-        <w:bidi w:val="0"/>
-        <w:jc w:val="left"/>
-        <w:rPr>
-          <w:sz w:val="36"/>
-          <w:szCs w:val="36"/>
-        </w:rPr>
-      </w:pPr>
-      <w:r>
-        <w:rPr>
-          <w:sz w:val="36"/>
-          <w:szCs w:val="36"/>
-        </w:rPr>
-        <w:t>1.1 Purpose</w:t>
-      </w:r>
-    </w:p>
-    <w:p>
-      <w:pPr>
-        <w:pStyle w:val="Normal"/>
-        <w:bidi w:val="0"/>
-        <w:jc w:val="left"/>
-        <w:rPr>
-          <w:sz w:val="40"/>
-          <w:szCs w:val="40"/>
-        </w:rPr>
-      </w:pPr>
-      <w:r>
-        <w:rPr>
-          <w:sz w:val="40"/>
-          <w:szCs w:val="40"/>
-        </w:rPr>
-        <w:t xml:space="preserve"> </w:t>
-      </w:r>
-      <w:r>
-        <w:rPr>
-          <w:sz w:val="28"/>
-          <w:szCs w:val="28"/>
-        </w:rPr>
-        <w:tab/>
-        <w:tab/>
-        <w:t xml:space="preserve">  </w:t>
-      </w:r>
-      <w:r>
-        <w:rPr>
-          <w:sz w:val="28"/>
-          <w:szCs w:val="28"/>
-        </w:rPr>
-        <w:t>The purpose of this document is to describe the scope and requirements of the “College Event Management System” to the developers.</w:t>
-      </w:r>
-    </w:p>
-    <w:p>
-      <w:pPr>
-        <w:pStyle w:val="Normal"/>
-        <w:bidi w:val="0"/>
-        <w:jc w:val="left"/>
-        <w:rPr>
-          <w:sz w:val="28"/>
-          <w:szCs w:val="28"/>
-        </w:rPr>
-      </w:pPr>
-      <w:r>
-        <w:rPr>
-          <w:sz w:val="40"/>
-          <w:szCs w:val="40"/>
-        </w:rPr>
-      </w:r>
-    </w:p>
-    <w:p>
-      <w:pPr>
-        <w:pStyle w:val="Normal"/>
-        <w:bidi w:val="0"/>
-        <w:jc w:val="left"/>
-        <w:rPr>
-          <w:sz w:val="36"/>
-          <w:szCs w:val="36"/>
-        </w:rPr>
-      </w:pPr>
-      <w:r>
-        <w:rPr>
-          <w:sz w:val="36"/>
-          <w:szCs w:val="36"/>
-        </w:rPr>
-        <w:t xml:space="preserve">1.2 </w:t>
-      </w:r>
-      <w:r>
-        <w:rPr>
-          <w:sz w:val="36"/>
-          <w:szCs w:val="36"/>
-        </w:rPr>
-        <w:t>Scope</w:t>
-      </w:r>
-    </w:p>
-    <w:p>
-      <w:pPr>
-        <w:pStyle w:val="Normal"/>
-        <w:bidi w:val="0"/>
-        <w:jc w:val="left"/>
-        <w:rPr>
-          <w:sz w:val="36"/>
-          <w:szCs w:val="36"/>
-        </w:rPr>
-      </w:pPr>
-      <w:r>
-        <w:rPr>
-          <w:sz w:val="36"/>
-          <w:szCs w:val="36"/>
-        </w:rPr>
-        <w:tab/>
-        <w:tab/>
-        <w:t xml:space="preserve">  </w:t>
-      </w:r>
-      <w:r>
-        <w:rPr>
-          <w:sz w:val="30"/>
-          <w:szCs w:val="30"/>
-        </w:rPr>
-        <w:t xml:space="preserve"> </w:t>
-      </w:r>
-      <w:r>
-        <w:rPr>
-          <w:sz w:val="30"/>
-          <w:szCs w:val="30"/>
-        </w:rPr>
-        <w:t>The Software allows Students to view, list an</w:t>
-      </w:r>
-      <w:r>
-        <w:rPr>
-          <w:sz w:val="30"/>
-          <w:szCs w:val="30"/>
-        </w:rPr>
-        <w:t>d participate</w:t>
-      </w:r>
-      <w:r>
-        <w:rPr>
-          <w:sz w:val="30"/>
-          <w:szCs w:val="30"/>
-        </w:rPr>
-        <w:t xml:space="preserve"> in College events.</w:t>
-      </w:r>
-    </w:p>
-    <w:p>
-      <w:pPr>
-        <w:pStyle w:val="Normal"/>
-        <w:bidi w:val="0"/>
-        <w:jc w:val="left"/>
-        <w:rPr>
-          <w:sz w:val="30"/>
-          <w:szCs w:val="30"/>
-        </w:rPr>
-      </w:pPr>
-      <w:r>
-        <w:rPr>
-          <w:sz w:val="36"/>
-          <w:szCs w:val="36"/>
-        </w:rPr>
-      </w:r>
-    </w:p>
-    <w:p>
-      <w:pPr>
-        <w:pStyle w:val="Normal"/>
-        <w:bidi w:val="0"/>
-        <w:jc w:val="left"/>
-        <w:rPr>
-          <w:sz w:val="30"/>
-          <w:szCs w:val="30"/>
-        </w:rPr>
-      </w:pPr>
-      <w:r>
-        <w:rPr>
-          <w:sz w:val="36"/>
-          <w:szCs w:val="36"/>
-        </w:rPr>
-      </w:r>
-    </w:p>
-    <w:p>
-      <w:pPr>
-        <w:pStyle w:val="Normal"/>
-        <w:bidi w:val="0"/>
-        <w:jc w:val="left"/>
-        <w:rPr>
-          <w:sz w:val="30"/>
-          <w:szCs w:val="30"/>
-        </w:rPr>
-      </w:pPr>
-      <w:r>
-        <w:rPr>
-          <w:sz w:val="36"/>
-          <w:szCs w:val="36"/>
-        </w:rPr>
-      </w:r>
-    </w:p>
-    <w:p>
-      <w:pPr>
-        <w:pStyle w:val="Normal"/>
-        <w:bidi w:val="0"/>
-        <w:jc w:val="left"/>
-        <w:rPr>
-          <w:sz w:val="48"/>
-          <w:szCs w:val="48"/>
-        </w:rPr>
-      </w:pPr>
-      <w:r>
-        <w:rPr>
-          <w:sz w:val="48"/>
-          <w:szCs w:val="48"/>
-        </w:rPr>
-        <w:t xml:space="preserve">2. </w:t>
-      </w:r>
-      <w:r>
-        <w:rPr>
-          <w:sz w:val="48"/>
-          <w:szCs w:val="48"/>
-        </w:rPr>
-        <w:t>Overall Description</w:t>
+          <w:lang w:val="en-IN" w:eastAsia="zh-CN" w:bidi="hi-IN"/>
+        </w:rPr>
+        <w:t>2.Overall Description</w:t>
+      </w:r>
+    </w:p>
+    <w:p>
+      <w:pPr>
+        <w:pStyle w:val="Normal"/>
+        <w:bidi w:val="0"/>
+        <w:jc w:val="left"/>
+        <w:rPr>
+          <w:rFonts w:ascii="Liberation Serif" w:hAnsi="Liberation Serif" w:eastAsia="NSimSun" w:cs="Lucida Sans"/>
+          <w:color w:val="auto"/>
+          <w:kern w:val="2"/>
+          <w:sz w:val="30"/>
+          <w:szCs w:val="30"/>
+          <w:lang w:val="en-IN" w:eastAsia="zh-CN" w:bidi="hi-IN"/>
+        </w:rPr>
+      </w:pPr>
+      <w:r>
+        <w:rPr/>
+      </w:r>
+    </w:p>
+    <w:p>
+      <w:pPr>
+        <w:pStyle w:val="Normal"/>
+        <w:bidi w:val="0"/>
+        <w:jc w:val="left"/>
+        <w:rPr>
+          <w:sz w:val="36"/>
+          <w:szCs w:val="36"/>
+        </w:rPr>
+      </w:pPr>
+      <w:r>
+        <w:rPr>
+          <w:rFonts w:eastAsia="NSimSun" w:cs="Lucida Sans"/>
+          <w:color w:val="auto"/>
+          <w:kern w:val="2"/>
+          <w:sz w:val="36"/>
+          <w:szCs w:val="36"/>
+          <w:lang w:val="en-IN" w:eastAsia="zh-CN" w:bidi="hi-IN"/>
+        </w:rPr>
+        <w:t>2.1 Product Perspective</w:t>
+      </w:r>
+    </w:p>
+    <w:p>
+      <w:pPr>
+        <w:pStyle w:val="Normal"/>
+        <w:bidi w:val="0"/>
+        <w:jc w:val="left"/>
+        <w:rPr>
+          <w:sz w:val="36"/>
+          <w:szCs w:val="36"/>
+        </w:rPr>
+      </w:pPr>
+      <w:r>
+        <w:rPr/>
+      </w:r>
+    </w:p>
+    <w:p>
+      <w:pPr>
+        <w:pStyle w:val="Normal"/>
+        <w:bidi w:val="0"/>
+        <w:jc w:val="left"/>
+        <w:rPr>
+          <w:sz w:val="36"/>
+          <w:szCs w:val="36"/>
+        </w:rPr>
+      </w:pPr>
+      <w:r>
+        <w:rPr/>
+      </w:r>
+    </w:p>
+    <w:p>
+      <w:pPr>
+        <w:pStyle w:val="Normal"/>
+        <w:bidi w:val="0"/>
+        <w:jc w:val="left"/>
+        <w:rPr>
+          <w:rFonts w:ascii="Liberation Serif" w:hAnsi="Liberation Serif" w:eastAsia="NSimSun" w:cs="Lucida Sans"/>
+          <w:color w:val="auto"/>
+          <w:kern w:val="2"/>
+          <w:sz w:val="30"/>
+          <w:szCs w:val="30"/>
+          <w:lang w:val="en-IN" w:eastAsia="zh-CN" w:bidi="hi-IN"/>
+        </w:rPr>
+      </w:pPr>
+      <w:r>
+        <w:rPr>
+          <w:rFonts w:eastAsia="NSimSun" w:cs="Lucida Sans"/>
+          <w:color w:val="auto"/>
+          <w:kern w:val="2"/>
+          <w:sz w:val="30"/>
+          <w:szCs w:val="30"/>
+          <w:lang w:val="en-IN" w:eastAsia="zh-CN" w:bidi="hi-IN"/>
+        </w:rPr>
+        <w:t>The College Event Management System is an independent web application that manages all college events digitally. It replaces manual registration and record keeping an automates system.</w:t>
+      </w:r>
+    </w:p>
+    <w:p>
+      <w:pPr>
+        <w:pStyle w:val="Normal"/>
+        <w:bidi w:val="0"/>
+        <w:jc w:val="left"/>
+        <w:rPr>
+          <w:rFonts w:ascii="Liberation Serif" w:hAnsi="Liberation Serif" w:eastAsia="NSimSun" w:cs="Lucida Sans"/>
+          <w:color w:val="auto"/>
+          <w:kern w:val="2"/>
+          <w:sz w:val="30"/>
+          <w:szCs w:val="30"/>
+          <w:lang w:val="en-IN" w:eastAsia="zh-CN" w:bidi="hi-IN"/>
+        </w:rPr>
+      </w:pPr>
+      <w:r>
+        <w:rPr/>
+      </w:r>
+    </w:p>
+    <w:p>
+      <w:pPr>
+        <w:pStyle w:val="Normal"/>
+        <w:bidi w:val="0"/>
+        <w:jc w:val="left"/>
+        <w:rPr>
+          <w:rFonts w:ascii="Liberation Serif" w:hAnsi="Liberation Serif" w:eastAsia="NSimSun" w:cs="Lucida Sans"/>
+          <w:color w:val="auto"/>
+          <w:kern w:val="2"/>
+          <w:sz w:val="30"/>
+          <w:szCs w:val="30"/>
+          <w:lang w:val="en-IN" w:eastAsia="zh-CN" w:bidi="hi-IN"/>
+        </w:rPr>
+      </w:pPr>
+      <w:r>
+        <w:rPr/>
+      </w:r>
+    </w:p>
+    <w:p>
+      <w:pPr>
+        <w:pStyle w:val="Normal"/>
+        <w:bidi w:val="0"/>
+        <w:jc w:val="left"/>
+        <w:rPr>
+          <w:sz w:val="36"/>
+          <w:szCs w:val="36"/>
+        </w:rPr>
+      </w:pPr>
+      <w:r>
+        <w:rPr>
+          <w:rFonts w:eastAsia="NSimSun" w:cs="Lucida Sans"/>
+          <w:color w:val="auto"/>
+          <w:kern w:val="2"/>
+          <w:sz w:val="36"/>
+          <w:szCs w:val="36"/>
+          <w:lang w:val="en-IN" w:eastAsia="zh-CN" w:bidi="hi-IN"/>
+        </w:rPr>
+        <w:t>2.</w:t>
+      </w:r>
+      <w:r>
+        <w:rPr>
+          <w:rFonts w:eastAsia="NSimSun" w:cs="Lucida Sans"/>
+          <w:color w:val="auto"/>
+          <w:kern w:val="2"/>
+          <w:sz w:val="36"/>
+          <w:szCs w:val="36"/>
+          <w:lang w:val="en-IN" w:eastAsia="zh-CN" w:bidi="hi-IN"/>
+        </w:rPr>
+        <w:t>2 User Classes and Characteristics</w:t>
+      </w:r>
+    </w:p>
+    <w:p>
+      <w:pPr>
+        <w:pStyle w:val="Normal"/>
+        <w:bidi w:val="0"/>
+        <w:jc w:val="left"/>
+        <w:rPr>
+          <w:rFonts w:ascii="Liberation Serif" w:hAnsi="Liberation Serif" w:eastAsia="NSimSun" w:cs="Lucida Sans"/>
+          <w:color w:val="auto"/>
+          <w:kern w:val="2"/>
+          <w:sz w:val="30"/>
+          <w:szCs w:val="30"/>
+          <w:lang w:val="en-IN" w:eastAsia="zh-CN" w:bidi="hi-IN"/>
+        </w:rPr>
+      </w:pPr>
+      <w:r>
+        <w:rPr/>
+      </w:r>
+    </w:p>
+    <w:p>
+      <w:pPr>
+        <w:pStyle w:val="Normal"/>
+        <w:bidi w:val="0"/>
+        <w:jc w:val="left"/>
+        <w:rPr>
+          <w:rFonts w:ascii="Liberation Serif" w:hAnsi="Liberation Serif" w:eastAsia="NSimSun" w:cs="Lucida Sans"/>
+          <w:color w:val="auto"/>
+          <w:kern w:val="2"/>
+          <w:sz w:val="30"/>
+          <w:szCs w:val="30"/>
+          <w:lang w:val="en-IN" w:eastAsia="zh-CN" w:bidi="hi-IN"/>
+        </w:rPr>
+      </w:pPr>
+      <w:r>
+        <w:rPr>
+          <w:rFonts w:eastAsia="NSimSun" w:cs="Lucida Sans"/>
+          <w:color w:val="auto"/>
+          <w:kern w:val="2"/>
+          <w:sz w:val="30"/>
+          <w:szCs w:val="30"/>
+          <w:lang w:val="en-IN" w:eastAsia="zh-CN" w:bidi="hi-IN"/>
+        </w:rPr>
+        <w:t>Here users are mostly students and Event Organizers. Users will be able to host, participate and view events. Organizers  can create, update and delete events.</w:t>
+      </w:r>
+    </w:p>
+    <w:p>
+      <w:pPr>
+        <w:pStyle w:val="Normal"/>
+        <w:bidi w:val="0"/>
+        <w:jc w:val="left"/>
+        <w:rPr>
+          <w:rFonts w:ascii="Liberation Serif" w:hAnsi="Liberation Serif" w:eastAsia="NSimSun" w:cs="Lucida Sans"/>
+          <w:color w:val="auto"/>
+          <w:kern w:val="2"/>
+          <w:sz w:val="30"/>
+          <w:szCs w:val="30"/>
+          <w:lang w:val="en-IN" w:eastAsia="zh-CN" w:bidi="hi-IN"/>
+        </w:rPr>
+      </w:pPr>
+      <w:r>
+        <w:rPr/>
+      </w:r>
+    </w:p>
+    <w:p>
+      <w:pPr>
+        <w:pStyle w:val="Normal"/>
+        <w:bidi w:val="0"/>
+        <w:jc w:val="left"/>
+        <w:rPr>
+          <w:rFonts w:ascii="Liberation Serif" w:hAnsi="Liberation Serif" w:eastAsia="NSimSun" w:cs="Lucida Sans"/>
+          <w:color w:val="auto"/>
+          <w:kern w:val="2"/>
+          <w:sz w:val="30"/>
+          <w:szCs w:val="30"/>
+          <w:lang w:val="en-IN" w:eastAsia="zh-CN" w:bidi="hi-IN"/>
+        </w:rPr>
+      </w:pPr>
+      <w:r>
+        <w:rPr/>
+      </w:r>
+    </w:p>
+    <w:p>
+      <w:pPr>
+        <w:pStyle w:val="Normal"/>
+        <w:bidi w:val="0"/>
+        <w:jc w:val="left"/>
+        <w:rPr>
+          <w:sz w:val="36"/>
+          <w:szCs w:val="36"/>
+        </w:rPr>
+      </w:pPr>
+      <w:r>
+        <w:rPr>
+          <w:rFonts w:eastAsia="NSimSun" w:cs="Lucida Sans"/>
+          <w:color w:val="auto"/>
+          <w:kern w:val="2"/>
+          <w:sz w:val="36"/>
+          <w:szCs w:val="36"/>
+          <w:lang w:val="en-IN" w:eastAsia="zh-CN" w:bidi="hi-IN"/>
+        </w:rPr>
+        <w:t>2.</w:t>
+      </w:r>
+      <w:r>
+        <w:rPr>
+          <w:rFonts w:eastAsia="NSimSun" w:cs="Lucida Sans"/>
+          <w:color w:val="auto"/>
+          <w:kern w:val="2"/>
+          <w:sz w:val="36"/>
+          <w:szCs w:val="36"/>
+          <w:lang w:val="en-IN" w:eastAsia="zh-CN" w:bidi="hi-IN"/>
+        </w:rPr>
+        <w:t xml:space="preserve">3 </w:t>
+      </w:r>
+    </w:p>
+    <w:p>
+      <w:pPr>
+        <w:pStyle w:val="Normal"/>
+        <w:bidi w:val="0"/>
+        <w:jc w:val="left"/>
+        <w:rPr>
+          <w:rFonts w:ascii="Liberation Serif" w:hAnsi="Liberation Serif" w:eastAsia="NSimSun" w:cs="Lucida Sans"/>
+          <w:color w:val="auto"/>
+          <w:kern w:val="2"/>
+          <w:sz w:val="30"/>
+          <w:szCs w:val="30"/>
+          <w:lang w:val="en-IN" w:eastAsia="zh-CN" w:bidi="hi-IN"/>
+        </w:rPr>
+      </w:pPr>
+      <w:r>
+        <w:rPr/>
       </w:r>
     </w:p>
     <w:sectPr>
@@ -468,6 +1015,7 @@
       <w:pgNumType w:fmt="decimal"/>
       <w:formProt w:val="false"/>
       <w:textDirection w:val="lrTb"/>
+      <w:docGrid w:type="default" w:linePitch="100" w:charSpace="0"/>
     </w:sectPr>
   </w:body>
 </w:document>
@@ -487,7 +1035,6 @@
     </w:rPrDefault>
     <w:pPrDefault>
       <w:pPr>
-        <w:widowControl/>
         <w:suppressAutoHyphens w:val="true"/>
       </w:pPr>
     </w:pPrDefault>
@@ -497,7 +1044,10 @@
     <w:qFormat/>
     <w:pPr>
       <w:widowControl/>
+      <w:suppressAutoHyphens w:val="true"/>
       <w:bidi w:val="0"/>
+      <w:spacing w:before="0" w:after="0"/>
+      <w:jc w:val="left"/>
     </w:pPr>
     <w:rPr>
       <w:rFonts w:ascii="Liberation Serif" w:hAnsi="Liberation Serif" w:eastAsia="NSimSun" w:cs="Lucida Sans"/>
